--- a/docs/guide-utilisateur.docx
+++ b/docs/guide-utilisateur.docx
@@ -177,6 +177,43 @@
         <w:rPr>
           <w:b/>
         </w:rPr>
+        <w:t>Points focaux</w:t>
+      </w:r>
+      <w:r>
+        <w:t xml:space="preserve"> : ils n'ont plus accès au module Parties prenantes ; ils transmettent les rapports de leur structure depuis le nouvel écran </w:t>
+      </w:r>
+      <w:r>
+        <w:rPr>
+          <w:b/>
+        </w:rPr>
+        <w:t>Mes rapports</w:t>
+      </w:r>
+      <w:r>
+        <w:t>.</w:t>
+      </w:r>
+    </w:p>
+    <w:p>
+      <w:pPr>
+        <w:pStyle w:val="ListBullet"/>
+      </w:pPr>
+      <w:r>
+        <w:rPr>
+          <w:b/>
+        </w:rPr>
+        <w:t>Indicateurs</w:t>
+      </w:r>
+      <w:r>
+        <w:t xml:space="preserve"> : le Responsable suivi-évaluation valide les valeurs saisies par les sectoriels (jamais sa propre saisie).</w:t>
+      </w:r>
+    </w:p>
+    <w:p>
+      <w:pPr>
+        <w:pStyle w:val="ListBullet"/>
+      </w:pPr>
+      <w:r>
+        <w:rPr>
+          <w:b/>
+        </w:rPr>
         <w:t>Comptes</w:t>
       </w:r>
       <w:r>
@@ -345,7 +382,16 @@
         <w:t>Acteurs et paramètres</w:t>
       </w:r>
       <w:r>
-        <w:t xml:space="preserve"> (parties prenantes, ressources humaines, administration). Le bouton </w:t>
+        <w:t xml:space="preserve"> (parties prenantes, ressources humaines, administration ; pour un point focal, </w:t>
+      </w:r>
+      <w:r>
+        <w:rPr>
+          <w:b/>
+        </w:rPr>
+        <w:t>Mes rapports</w:t>
+      </w:r>
+      <w:r>
+        <w:t xml:space="preserve">). Le bouton </w:t>
       </w:r>
       <w:r>
         <w:rPr>
@@ -667,7 +713,20 @@
               <w:rPr>
                 <w:sz w:val="19"/>
               </w:rPr>
-              <w:t xml:space="preserve"> les dotations, engagements et dépenses, définir et saisir les indicateurs, inviter un sectoriel, consulter le journal, exporter, suivre les projets, les ressources humaines et les documents.</w:t>
+              <w:t xml:space="preserve"> les dotations, engagements et dépenses, définir les indicateurs, </w:t>
+            </w:r>
+            <w:r>
+              <w:rPr>
+                <w:b/>
+                <w:sz w:val="19"/>
+              </w:rPr>
+              <w:t>saisir et valider</w:t>
+            </w:r>
+            <w:r>
+              <w:rPr>
+                <w:sz w:val="19"/>
+              </w:rPr>
+              <w:t xml:space="preserve"> leurs valeurs, inviter un sectoriel, consulter le journal, exporter, suivre les projets, les ressources humaines et les documents.</w:t>
             </w:r>
           </w:p>
         </w:tc>
@@ -768,7 +827,20 @@
               <w:rPr>
                 <w:sz w:val="19"/>
               </w:rPr>
-              <w:t>Consulter les activités de sa structure et en renseigner l'avancement (étapes, justificatifs), tenir à jour les points focaux de sa structure. Il saisit aussi les valeurs des indicateurs auxquels il a été invité.</w:t>
+              <w:t>Consulter les activités de sa structure, ainsi que celles dont une ligne est confiée à sa structure, et renseigner l'avancement de ce qui relève de sa structure (étapes, justificatifs) ; transmettre les rapports périodiques de sa structure (</w:t>
+            </w:r>
+            <w:r>
+              <w:rPr>
+                <w:b/>
+                <w:sz w:val="19"/>
+              </w:rPr>
+              <w:t>Mes rapports</w:t>
+            </w:r>
+            <w:r>
+              <w:rPr>
+                <w:sz w:val="19"/>
+              </w:rPr>
+              <w:t>). Il n'a pas accès au module Parties prenantes. Il saisit aussi les valeurs des indicateurs auxquels il a été invité. Ce rôle s'attribue toujours pour une structure précise.</w:t>
             </w:r>
           </w:p>
         </w:tc>
@@ -827,7 +899,7 @@
         <w:t>Séparation de la saisie et de la validation.</w:t>
       </w:r>
       <w:r>
-        <w:t xml:space="preserve"> Une écriture budgétaire (engagement, dépense) est saisie par une personne et validée par une autre. Les profils Administrateur et Responsable suivi-évaluation peuvent faire les deux, mais </w:t>
+        <w:t xml:space="preserve"> Une écriture budgétaire (engagement, dépense) ou une valeur d'indicateur est saisie par une personne et validée par une autre. Les profils Administrateur et Responsable suivi-évaluation peuvent faire les deux, mais </w:t>
       </w:r>
       <w:r>
         <w:rPr>
@@ -836,7 +908,7 @@
         <w:t>jamais sur la même écriture</w:t>
       </w:r>
       <w:r>
-        <w:t xml:space="preserve"> : l'application refuse que la personne qui a saisi un engagement ou une dépense le valide elle-même. Toute écriture est enregistrée dans le journal, avec son état avant et après.</w:t>
+        <w:t xml:space="preserve"> : l'application refuse que la personne qui a saisi un engagement, une dépense ou une valeur la valide elle-même. Toute écriture est enregistrée dans le journal, avec son état avant et après.</w:t>
       </w:r>
     </w:p>
     <w:p>
@@ -1698,10 +1770,30 @@
         <w:rPr>
           <w:b/>
         </w:rPr>
+        <w:t>Lignes confiées à une autre direction.</w:t>
+      </w:r>
+      <w:r>
+        <w:t xml:space="preserve"> Une ligne peut relever d'une autre structure que l'activité (la fiche l'indique : « Ligne confiée à CSI »). Le point focal de cette structure trouve alors l'activité dans son arbre et renseigne les étapes de sa ligne, et d'elle seule ; le reste de l'activité lui est visible en lecture.</w:t>
+      </w:r>
+    </w:p>
+    <w:p>
+      <w:r>
+        <w:rPr>
+          <w:b/>
+        </w:rPr>
         <w:t>Renseigner une étape</w:t>
       </w:r>
       <w:r>
-        <w:t xml:space="preserve"> (point focal ou UGP) : cliquez sur </w:t>
+        <w:t xml:space="preserve"> (point focal ou UGP) : dépliez </w:t>
+      </w:r>
+      <w:r>
+        <w:rPr>
+          <w:b/>
+        </w:rPr>
+        <w:t>Étapes</w:t>
+      </w:r>
+      <w:r>
+        <w:t xml:space="preserve"> sur la ligne, cliquez sur </w:t>
       </w:r>
       <w:r>
         <w:rPr>
@@ -2479,7 +2571,7 @@
     </w:p>
     <w:p>
       <w:r>
-        <w:t xml:space="preserve">Le Coordonnateur valide les valeurs en attente depuis la série historique (bouton </w:t>
+        <w:t xml:space="preserve">Le Responsable suivi-évaluation — ou le Coordonnateur — valide les valeurs en attente depuis la série historique de l'indicateur (bouton </w:t>
       </w:r>
       <w:r>
         <w:rPr>
@@ -2488,7 +2580,21 @@
         <w:t>Valider</w:t>
       </w:r>
       <w:r>
-        <w:t>). La valeur devient alors la valeur officielle de l'indicateur.</w:t>
+        <w:t>). Chaque valeur en attente indique qui l'a saisie. La valeur validée devient la valeur officielle de l'indicateur : valeur actuelle, taux d'atteinte, évolution, tableau de bord.</w:t>
+      </w:r>
+    </w:p>
+    <w:p>
+      <w:r>
+        <w:t xml:space="preserve">Personne ne valide sa propre saisie : une valeur saisie (ou corrigée) par un Responsable suivi-évaluation est validée par un autre Responsable suivi-évaluation ou par le Coordonnateur ; le bouton </w:t>
+      </w:r>
+      <w:r>
+        <w:rPr>
+          <w:b/>
+        </w:rPr>
+        <w:t>Valider</w:t>
+      </w:r>
+      <w:r>
+        <w:t xml:space="preserve"> ne lui est pas proposé. Une valeur corrigée après validation repasse en attente.</w:t>
       </w:r>
     </w:p>
     <w:p>
@@ -2912,6 +3018,11 @@
       </w:r>
     </w:p>
     <w:p>
+      <w:r>
+        <w:t>Il est réservé à l'équipe du projet (Coordonnateur, Responsable suivi-évaluation, Gestionnaire budgétaire, Lecteur, Administrateur). Les points focaux n'y ont pas accès : ni aux fiches des structures, ni aux points focaux, ni à la liaison des comptes. Seuls le Coordonnateur et l'Administrateur ajoutent, modifient ou désactivent un point focal et lui lient un compte.</w:t>
+      </w:r>
+    </w:p>
+    <w:p>
       <w:pPr>
         <w:pStyle w:val="Heading2"/>
       </w:pPr>
@@ -3011,7 +3122,67 @@
     </w:p>
     <w:p>
       <w:r>
-        <w:t>Chaque structure transmet un rapport après la fin de chaque trimestre, dans le délai fixé dans les paramètres (15 jours par défaut). Les rapports reçus se consultent sur la fiche de la structure ; les rapports en retard sont signalés et font l'objet de relances automatiques par courriel, adressées aux points focaux de la structure (partie 13). C'est une raison de plus de tenir leurs adresses à jour.</w:t>
+        <w:t>Chaque structure transmet un rapport après la fin de chaque trimestre, dans le délai fixé dans les paramètres (15 jours par défaut).</w:t>
+      </w:r>
+    </w:p>
+    <w:p>
+      <w:pPr>
+        <w:pStyle w:val="ListBullet"/>
+      </w:pPr>
+      <w:r>
+        <w:rPr>
+          <w:b/>
+        </w:rPr>
+        <w:t>Le point focal</w:t>
+      </w:r>
+      <w:r>
+        <w:t xml:space="preserve"> transmet le rapport de sa structure depuis l'écran </w:t>
+      </w:r>
+      <w:r>
+        <w:rPr>
+          <w:b/>
+        </w:rPr>
+        <w:t>Mes rapports</w:t>
+      </w:r>
+      <w:r>
+        <w:t xml:space="preserve"> : il y voit les rapports attendus de sa structure, et eux seuls, clique sur </w:t>
+      </w:r>
+      <w:r>
+        <w:rPr>
+          <w:b/>
+        </w:rPr>
+        <w:t>Transmettre</w:t>
+      </w:r>
+      <w:r>
+        <w:t xml:space="preserve"> et choisit le fichier (10 Mo au plus).</w:t>
+      </w:r>
+    </w:p>
+    <w:p>
+      <w:pPr>
+        <w:pStyle w:val="ListBullet"/>
+      </w:pPr>
+      <w:r>
+        <w:rPr>
+          <w:b/>
+        </w:rPr>
+        <w:t>L'équipe du projet</w:t>
+      </w:r>
+      <w:r>
+        <w:t xml:space="preserve"> retrouve les rapports reçus sur la fiche de chaque structure ; le Coordonnateur peut aussi y transmettre un rapport à la place de la structure.</w:t>
+      </w:r>
+    </w:p>
+    <w:p>
+      <w:r>
+        <w:t xml:space="preserve">Les rapports en retard sont signalés et font l'objet de relances automatiques par courriel, adressées aux points focaux de la structure, avec un lien vers </w:t>
+      </w:r>
+      <w:r>
+        <w:rPr>
+          <w:b/>
+        </w:rPr>
+        <w:t>Mes rapports</w:t>
+      </w:r>
+      <w:r>
+        <w:t xml:space="preserve"> (partie 13). C'est une raison de plus de tenir leurs adresses à jour.</w:t>
       </w:r>
     </w:p>
     <w:p>
@@ -4277,7 +4448,18 @@
         <w:t>Une valeur d'indicateur saisie n'apparaît pas comme officielle.</w:t>
       </w:r>
       <w:r>
-        <w:t xml:space="preserve"> Elle attend sa validation : elle est affichée hachurée dans l'évolution et marquée « en attente de validation ».</w:t>
+        <w:t xml:space="preserve"> Elle attend sa validation par un Responsable suivi-évaluation ou le Coordonnateur : elle est affichée hachurée dans l'évolution et marquée « en attente de validation ».</w:t>
+      </w:r>
+    </w:p>
+    <w:p>
+      <w:r>
+        <w:rPr>
+          <w:b/>
+        </w:rPr>
+        <w:t>Je ne vois pas le bouton « Valider » sur une valeur en attente.</w:t>
+      </w:r>
+      <w:r>
+        <w:t xml:space="preserve"> C'est vous qui l'avez saisie ou corrigée : un autre Responsable suivi-évaluation ou le Coordonnateur doit la valider.</w:t>
       </w:r>
     </w:p>
     <w:sectPr>

--- a/docs/guide-utilisateur.docx
+++ b/docs/guide-utilisateur.docx
@@ -167,6 +167,34 @@
       </w:r>
       <w:r>
         <w:t>, avec la cible en ligne de repère.</w:t>
+      </w:r>
+    </w:p>
+    <w:p>
+      <w:pPr>
+        <w:pStyle w:val="ListBullet"/>
+      </w:pPr>
+      <w:r>
+        <w:rPr>
+          <w:b/>
+        </w:rPr>
+        <w:t>Tableau de bord</w:t>
+      </w:r>
+      <w:r>
+        <w:t xml:space="preserve"> enrichi pour le reporting : indicateurs de pilotage, exécution physique et financière par composante, engagements par nature, activités par statut, exécution par structure ; le décaissement cumulé s'affiche en barres (aussi sur la page Budget).</w:t>
+      </w:r>
+    </w:p>
+    <w:p>
+      <w:pPr>
+        <w:pStyle w:val="ListBullet"/>
+      </w:pPr>
+      <w:r>
+        <w:rPr>
+          <w:b/>
+        </w:rPr>
+        <w:t>Projets</w:t>
+      </w:r>
+      <w:r>
+        <w:t xml:space="preserve"> : le module est réservé à l'UGP.</w:t>
       </w:r>
     </w:p>
     <w:p>
@@ -770,7 +798,7 @@
               <w:rPr>
                 <w:sz w:val="19"/>
               </w:rPr>
-              <w:t xml:space="preserve">Consulter les activités et les indicateurs, </w:t>
+              <w:t xml:space="preserve">Consulter les activités, les indicateurs et les projets, </w:t>
             </w:r>
             <w:r>
               <w:rPr>
@@ -980,7 +1008,7 @@
     </w:p>
     <w:p>
       <w:r>
-        <w:t>C'est l'écran d'accueil. Il donne la situation du projet en un coup d'œil :</w:t>
+        <w:t>C'est l'écran d'accueil et la base du reporting. Il donne la situation du projet pour l'exercice choisi :</w:t>
       </w:r>
     </w:p>
     <w:p>
@@ -1005,10 +1033,108 @@
         <w:rPr>
           <w:b/>
         </w:rPr>
-        <w:t>Points d'attention</w:t>
-      </w:r>
-      <w:r>
-        <w:t xml:space="preserve"> : les activités en retard ou à risque, au regard du rythme attendu à la date du jour.</w:t>
+        <w:t>Indicateurs de pilotage</w:t>
+      </w:r>
+      <w:r>
+        <w:t xml:space="preserve"> :</w:t>
+      </w:r>
+    </w:p>
+    <w:p>
+      <w:pPr>
+        <w:pStyle w:val="ListBullet2"/>
+      </w:pPr>
+      <w:r>
+        <w:rPr>
+          <w:b/>
+        </w:rPr>
+        <w:t>Progression des étapes</w:t>
+      </w:r>
+      <w:r>
+        <w:t xml:space="preserve"> : moyenne des activités suivies en étapes ;</w:t>
+      </w:r>
+    </w:p>
+    <w:p>
+      <w:pPr>
+        <w:pStyle w:val="ListBullet2"/>
+      </w:pPr>
+      <w:r>
+        <w:rPr>
+          <w:b/>
+        </w:rPr>
+        <w:t>Décaissé / engagé</w:t>
+      </w:r>
+      <w:r>
+        <w:t xml:space="preserve"> : part des engagements déjà payée ;</w:t>
+      </w:r>
+    </w:p>
+    <w:p>
+      <w:pPr>
+        <w:pStyle w:val="ListBullet2"/>
+      </w:pPr>
+      <w:r>
+        <w:rPr>
+          <w:b/>
+        </w:rPr>
+        <w:t>Activités terminées</w:t>
+      </w:r>
+      <w:r>
+        <w:t xml:space="preserve"> sur le total du PTBA ;</w:t>
+      </w:r>
+    </w:p>
+    <w:p>
+      <w:pPr>
+        <w:pStyle w:val="ListBullet2"/>
+      </w:pPr>
+      <w:r>
+        <w:rPr>
+          <w:b/>
+        </w:rPr>
+        <w:t>Activités en alerte</w:t>
+      </w:r>
+      <w:r>
+        <w:t xml:space="preserve"> : en retard ou à risque élevé ;</w:t>
+      </w:r>
+    </w:p>
+    <w:p>
+      <w:pPr>
+        <w:pStyle w:val="ListBullet2"/>
+      </w:pPr>
+      <w:r>
+        <w:rPr>
+          <w:b/>
+        </w:rPr>
+        <w:t>Atteinte des indicateurs</w:t>
+      </w:r>
+      <w:r>
+        <w:t xml:space="preserve"> : moyenne des taux d'atteinte, avec le nombre de valeurs à valider ;</w:t>
+      </w:r>
+    </w:p>
+    <w:p>
+      <w:pPr>
+        <w:pStyle w:val="ListBullet2"/>
+      </w:pPr>
+      <w:r>
+        <w:rPr>
+          <w:b/>
+        </w:rPr>
+        <w:t>Rapports reçus</w:t>
+      </w:r>
+      <w:r>
+        <w:t xml:space="preserve"> : rapports trimestriels des structures reçus sur ceux attendus, et ceux en retard.</w:t>
+      </w:r>
+    </w:p>
+    <w:p>
+      <w:pPr>
+        <w:pStyle w:val="ListBullet"/>
+      </w:pPr>
+      <w:r>
+        <w:rPr>
+          <w:b/>
+        </w:rPr>
+        <w:t>Arbre d'exécution</w:t>
+      </w:r>
+      <w:r>
+        <w:t xml:space="preserve"> : l'exécution budgétaire de chaque composante.</w:t>
       </w:r>
     </w:p>
     <w:p>
@@ -1022,7 +1148,7 @@
         <w:t>Décaissement cumulé</w:t>
       </w:r>
       <w:r>
-        <w:t xml:space="preserve"> au fil des mois.</w:t>
+        <w:t>, en barres : pour chaque mois, le réalisé cumulé (bleu foncé) à côté de la trajectoire prévue (bleu clair), et l'écart à la fin du dernier mois.</w:t>
       </w:r>
     </w:p>
     <w:p>
@@ -1033,10 +1159,38 @@
         <w:rPr>
           <w:b/>
         </w:rPr>
-        <w:t>Arbre d'exécution</w:t>
-      </w:r>
-      <w:r>
-        <w:t xml:space="preserve"> : l'avancement de chaque composante.</w:t>
+        <w:t>Exécution physique et financière par composante</w:t>
+      </w:r>
+      <w:r>
+        <w:t xml:space="preserve"> : la progression des étapes (vert) à côté du taux d'exécution financière (bleu). Un écart important entre les deux signale une dépense en avance ou en retard sur le travail fait.</w:t>
+      </w:r>
+    </w:p>
+    <w:p>
+      <w:pPr>
+        <w:pStyle w:val="ListBullet"/>
+      </w:pPr>
+      <w:r>
+        <w:rPr>
+          <w:b/>
+        </w:rPr>
+        <w:t>Engagements par nature</w:t>
+      </w:r>
+      <w:r>
+        <w:t xml:space="preserve"> : montant et part des engagements validés de l'exercice, par nature (travaux, fournitures, consultations…).</w:t>
+      </w:r>
+    </w:p>
+    <w:p>
+      <w:pPr>
+        <w:pStyle w:val="ListBullet"/>
+      </w:pPr>
+      <w:r>
+        <w:rPr>
+          <w:b/>
+        </w:rPr>
+        <w:t>Points d'attention</w:t>
+      </w:r>
+      <w:r>
+        <w:t xml:space="preserve"> : les activités en retard ou à risque, au regard du rythme attendu à la date du jour.</w:t>
       </w:r>
     </w:p>
     <w:p>
@@ -1050,7 +1204,35 @@
         <w:t>Cadre de résultats</w:t>
       </w:r>
       <w:r>
-        <w:t xml:space="preserve"> : la situation des indicateurs de performance.</w:t>
+        <w:t xml:space="preserve"> : le taux d'atteinte de chaque indicateur de performance.</w:t>
+      </w:r>
+    </w:p>
+    <w:p>
+      <w:pPr>
+        <w:pStyle w:val="ListBullet"/>
+      </w:pPr>
+      <w:r>
+        <w:rPr>
+          <w:b/>
+        </w:rPr>
+        <w:t>Activités par statut</w:t>
+      </w:r>
+      <w:r>
+        <w:t xml:space="preserve"> : planifiées, en cours, terminées, suspendues, annulées.</w:t>
+      </w:r>
+    </w:p>
+    <w:p>
+      <w:pPr>
+        <w:pStyle w:val="ListBullet"/>
+      </w:pPr>
+      <w:r>
+        <w:rPr>
+          <w:b/>
+        </w:rPr>
+        <w:t>Exécution par structure</w:t>
+      </w:r>
+      <w:r>
+        <w:t xml:space="preserve"> : l'exécution budgétaire des structures responsables d'activités, les plus dotées d'abord.</w:t>
       </w:r>
     </w:p>
     <w:p>
@@ -1069,7 +1251,7 @@
     </w:p>
     <w:p>
       <w:r>
-        <w:t xml:space="preserve">Le bouton </w:t>
+        <w:t xml:space="preserve">Chacun ne voit que ce que son profil permet : le cadre de résultats et l'atteinte des indicateurs pour l'équipe du projet, le reporting des structures pour ceux qui consultent les parties prenantes. Le bouton </w:t>
       </w:r>
       <w:r>
         <w:rPr>
@@ -2185,7 +2367,7 @@
         <w:t>décaissement cumulé</w:t>
       </w:r>
       <w:r>
-        <w:t xml:space="preserve"> ;</w:t>
+        <w:t>, en barres mois par mois (réalisé et trajectoire prévue) ;</w:t>
       </w:r>
     </w:p>
     <w:p>
@@ -2691,6 +2873,11 @@
       </w:r>
       <w:r>
         <w:t xml:space="preserve"> suit les projets transverses de l'ANSD, liés ou non au PTBA : leurs activités, leurs tâches, leurs échéances et leur avancement.</w:t>
+      </w:r>
+    </w:p>
+    <w:p>
+      <w:r>
+        <w:t>Il est réservé à l'UGP : Coordonnateur, Responsable suivi-évaluation, Gestionnaire budgétaire et Administrateur. Les points focaux et le profil Lecteur ne le voient pas ; seuls des membres de l'UGP peuvent être désignés responsables d'une activité ou d'une tâche.</w:t>
       </w:r>
     </w:p>
     <w:p>

--- a/docs/guide-utilisateur.docx
+++ b/docs/guide-utilisateur.docx
@@ -167,6 +167,34 @@
       </w:r>
       <w:r>
         <w:t>, avec la cible en ligne de repère.</w:t>
+      </w:r>
+    </w:p>
+    <w:p>
+      <w:pPr>
+        <w:pStyle w:val="ListBullet"/>
+      </w:pPr>
+      <w:r>
+        <w:rPr>
+          <w:b/>
+        </w:rPr>
+        <w:t>Budget</w:t>
+      </w:r>
+      <w:r>
+        <w:t xml:space="preserve"> : les engagements et les dépenses s'importent depuis Excel, et les écritures en attente se valident en lot.</w:t>
+      </w:r>
+    </w:p>
+    <w:p>
+      <w:pPr>
+        <w:pStyle w:val="ListBullet"/>
+      </w:pPr>
+      <w:r>
+        <w:rPr>
+          <w:b/>
+        </w:rPr>
+        <w:t>Revue à mi-parcours</w:t>
+      </w:r>
+      <w:r>
+        <w:t xml:space="preserve"> : un classeur Excel réunit, depuis le tableau de bord, tout ce que SISEP sait du projet pour préparer le rapport.</w:t>
       </w:r>
     </w:p>
     <w:p>
@@ -1265,6 +1293,470 @@
     </w:p>
     <w:p>
       <w:pPr>
+        <w:pStyle w:val="Heading2"/>
+      </w:pPr>
+      <w:r>
+        <w:t>2.1 Le classeur « Revue à mi-parcours »</w:t>
+      </w:r>
+    </w:p>
+    <w:p>
+      <w:r>
+        <w:t xml:space="preserve">Le bouton </w:t>
+      </w:r>
+      <w:r>
+        <w:rPr>
+          <w:b/>
+        </w:rPr>
+        <w:t>Revue à mi-parcours</w:t>
+      </w:r>
+      <w:r>
+        <w:t xml:space="preserve"> du tableau de bord (équipe du projet) produit un classeur Excel qui réunit tout ce que SISEP sait du projet, pour préparer le rapport à mi-parcours et la mission du bailleur :</w:t>
+      </w:r>
+    </w:p>
+    <w:tbl>
+      <w:tblPr>
+        <w:tblStyle w:val="TableGrid"/>
+        <w:tblW w:type="auto" w:w="0"/>
+        <w:jc w:val="center"/>
+        <w:tblLook w:firstColumn="1" w:firstRow="1" w:lastColumn="0" w:lastRow="0" w:noHBand="0" w:noVBand="1" w:val="04A0"/>
+      </w:tblPr>
+      <w:tblGrid>
+        <w:gridCol w:w="4706"/>
+        <w:gridCol w:w="4706"/>
+      </w:tblGrid>
+      <w:tr>
+        <w:tc>
+          <w:tcPr>
+            <w:tcW w:type="dxa" w:w="4706"/>
+            <w:shd w:val="clear" w:color="auto" w:fill="0B4F8A"/>
+          </w:tcPr>
+          <w:p>
+            <w:pPr>
+              <w:spacing w:after="40"/>
+            </w:pPr>
+            <w:r>
+              <w:rPr>
+                <w:sz w:val="19"/>
+              </w:rPr>
+            </w:r>
+            <w:r>
+              <w:rPr>
+                <w:b/>
+                <w:color w:val="FFFFFF"/>
+                <w:sz w:val="19"/>
+              </w:rPr>
+              <w:t>Feuille</w:t>
+            </w:r>
+          </w:p>
+        </w:tc>
+        <w:tc>
+          <w:tcPr>
+            <w:tcW w:type="dxa" w:w="4706"/>
+            <w:shd w:val="clear" w:color="auto" w:fill="0B4F8A"/>
+          </w:tcPr>
+          <w:p>
+            <w:pPr>
+              <w:spacing w:after="40"/>
+            </w:pPr>
+            <w:r>
+              <w:rPr>
+                <w:sz w:val="19"/>
+              </w:rPr>
+            </w:r>
+            <w:r>
+              <w:rPr>
+                <w:b/>
+                <w:color w:val="FFFFFF"/>
+                <w:sz w:val="19"/>
+              </w:rPr>
+              <w:t>Contenu</w:t>
+            </w:r>
+          </w:p>
+        </w:tc>
+      </w:tr>
+      <w:tr>
+        <w:tc>
+          <w:tcPr>
+            <w:tcW w:type="dxa" w:w="4706"/>
+          </w:tcPr>
+          <w:p>
+            <w:pPr>
+              <w:spacing w:after="40"/>
+            </w:pPr>
+            <w:r>
+              <w:rPr>
+                <w:sz w:val="19"/>
+              </w:rPr>
+            </w:r>
+            <w:r>
+              <w:rPr>
+                <w:sz w:val="19"/>
+              </w:rPr>
+              <w:t>Synthèse</w:t>
+            </w:r>
+          </w:p>
+        </w:tc>
+        <w:tc>
+          <w:tcPr>
+            <w:tcW w:type="dxa" w:w="4706"/>
+          </w:tcPr>
+          <w:p>
+            <w:pPr>
+              <w:spacing w:after="40"/>
+            </w:pPr>
+            <w:r>
+              <w:rPr>
+                <w:sz w:val="19"/>
+              </w:rPr>
+            </w:r>
+            <w:r>
+              <w:rPr>
+                <w:sz w:val="19"/>
+              </w:rPr>
+              <w:t>Période du projet et durée écoulée, exécution financière de l'exercice et cumulée, avancement physique, cadre de résultats, reporting des structures.</w:t>
+            </w:r>
+          </w:p>
+        </w:tc>
+      </w:tr>
+      <w:tr>
+        <w:tc>
+          <w:tcPr>
+            <w:tcW w:type="dxa" w:w="4706"/>
+          </w:tcPr>
+          <w:p>
+            <w:pPr>
+              <w:spacing w:after="40"/>
+            </w:pPr>
+            <w:r>
+              <w:rPr>
+                <w:sz w:val="19"/>
+              </w:rPr>
+            </w:r>
+            <w:r>
+              <w:rPr>
+                <w:sz w:val="19"/>
+              </w:rPr>
+              <w:t>Cadre de résultats</w:t>
+            </w:r>
+          </w:p>
+        </w:tc>
+        <w:tc>
+          <w:tcPr>
+            <w:tcW w:type="dxa" w:w="4706"/>
+          </w:tcPr>
+          <w:p>
+            <w:pPr>
+              <w:spacing w:after="40"/>
+            </w:pPr>
+            <w:r>
+              <w:rPr>
+                <w:sz w:val="19"/>
+              </w:rPr>
+            </w:r>
+            <w:r>
+              <w:rPr>
+                <w:sz w:val="19"/>
+              </w:rPr>
+              <w:t xml:space="preserve">Pour chaque indicateur : référence, </w:t>
+            </w:r>
+            <w:r>
+              <w:rPr>
+                <w:b/>
+                <w:sz w:val="19"/>
+              </w:rPr>
+              <w:t>objectif intermédiaire</w:t>
+            </w:r>
+            <w:r>
+              <w:rPr>
+                <w:sz w:val="19"/>
+              </w:rPr>
+              <w:t>, cible, valeur validée, progression vers l'objectif intermédiaire (« Atteint », « Non atteint », « Non renseigné ») et vers la cible, valeur en attente de validation.</w:t>
+            </w:r>
+          </w:p>
+        </w:tc>
+      </w:tr>
+      <w:tr>
+        <w:tc>
+          <w:tcPr>
+            <w:tcW w:type="dxa" w:w="4706"/>
+          </w:tcPr>
+          <w:p>
+            <w:pPr>
+              <w:spacing w:after="40"/>
+            </w:pPr>
+            <w:r>
+              <w:rPr>
+                <w:sz w:val="19"/>
+              </w:rPr>
+            </w:r>
+            <w:r>
+              <w:rPr>
+                <w:sz w:val="19"/>
+              </w:rPr>
+              <w:t>Exécution composantes</w:t>
+            </w:r>
+          </w:p>
+        </w:tc>
+        <w:tc>
+          <w:tcPr>
+            <w:tcW w:type="dxa" w:w="4706"/>
+          </w:tcPr>
+          <w:p>
+            <w:pPr>
+              <w:spacing w:after="40"/>
+            </w:pPr>
+            <w:r>
+              <w:rPr>
+                <w:sz w:val="19"/>
+              </w:rPr>
+            </w:r>
+            <w:r>
+              <w:rPr>
+                <w:sz w:val="19"/>
+              </w:rPr>
+              <w:t>Notifié, engagé, dépensé, disponible, taux, progression des étapes, par composante et sous-composante.</w:t>
+            </w:r>
+          </w:p>
+        </w:tc>
+      </w:tr>
+      <w:tr>
+        <w:tc>
+          <w:tcPr>
+            <w:tcW w:type="dxa" w:w="4706"/>
+          </w:tcPr>
+          <w:p>
+            <w:pPr>
+              <w:spacing w:after="40"/>
+            </w:pPr>
+            <w:r>
+              <w:rPr>
+                <w:sz w:val="19"/>
+              </w:rPr>
+            </w:r>
+            <w:r>
+              <w:rPr>
+                <w:sz w:val="19"/>
+              </w:rPr>
+              <w:t>Activités</w:t>
+            </w:r>
+          </w:p>
+        </w:tc>
+        <w:tc>
+          <w:tcPr>
+            <w:tcW w:type="dxa" w:w="4706"/>
+          </w:tcPr>
+          <w:p>
+            <w:pPr>
+              <w:spacing w:after="40"/>
+            </w:pPr>
+            <w:r>
+              <w:rPr>
+                <w:sz w:val="19"/>
+              </w:rPr>
+            </w:r>
+            <w:r>
+              <w:rPr>
+                <w:sz w:val="19"/>
+              </w:rPr>
+              <w:t>Statut, progression, budget, taux d'exécution et vigilance de chaque activité.</w:t>
+            </w:r>
+          </w:p>
+        </w:tc>
+      </w:tr>
+      <w:tr>
+        <w:tc>
+          <w:tcPr>
+            <w:tcW w:type="dxa" w:w="4706"/>
+          </w:tcPr>
+          <w:p>
+            <w:pPr>
+              <w:spacing w:after="40"/>
+            </w:pPr>
+            <w:r>
+              <w:rPr>
+                <w:sz w:val="19"/>
+              </w:rPr>
+            </w:r>
+            <w:r>
+              <w:rPr>
+                <w:sz w:val="19"/>
+              </w:rPr>
+              <w:t>Exécution pluriannuelle</w:t>
+            </w:r>
+          </w:p>
+        </w:tc>
+        <w:tc>
+          <w:tcPr>
+            <w:tcW w:type="dxa" w:w="4706"/>
+          </w:tcPr>
+          <w:p>
+            <w:pPr>
+              <w:spacing w:after="40"/>
+            </w:pPr>
+            <w:r>
+              <w:rPr>
+                <w:sz w:val="19"/>
+              </w:rPr>
+            </w:r>
+            <w:r>
+              <w:rPr>
+                <w:sz w:val="19"/>
+              </w:rPr>
+              <w:t>Notifié et dépensé par exercice enregistré dans SISEP, et le total.</w:t>
+            </w:r>
+          </w:p>
+        </w:tc>
+      </w:tr>
+      <w:tr>
+        <w:tc>
+          <w:tcPr>
+            <w:tcW w:type="dxa" w:w="4706"/>
+          </w:tcPr>
+          <w:p>
+            <w:pPr>
+              <w:spacing w:after="40"/>
+            </w:pPr>
+            <w:r>
+              <w:rPr>
+                <w:sz w:val="19"/>
+              </w:rPr>
+            </w:r>
+            <w:r>
+              <w:rPr>
+                <w:sz w:val="19"/>
+              </w:rPr>
+              <w:t>Engagements par nature</w:t>
+            </w:r>
+          </w:p>
+        </w:tc>
+        <w:tc>
+          <w:tcPr>
+            <w:tcW w:type="dxa" w:w="4706"/>
+          </w:tcPr>
+          <w:p>
+            <w:pPr>
+              <w:spacing w:after="40"/>
+            </w:pPr>
+            <w:r>
+              <w:rPr>
+                <w:sz w:val="19"/>
+              </w:rPr>
+            </w:r>
+            <w:r>
+              <w:rPr>
+                <w:sz w:val="19"/>
+              </w:rPr>
+              <w:t>Montant et part de chaque nature.</w:t>
+            </w:r>
+          </w:p>
+        </w:tc>
+      </w:tr>
+      <w:tr>
+        <w:tc>
+          <w:tcPr>
+            <w:tcW w:type="dxa" w:w="4706"/>
+          </w:tcPr>
+          <w:p>
+            <w:pPr>
+              <w:spacing w:after="40"/>
+            </w:pPr>
+            <w:r>
+              <w:rPr>
+                <w:sz w:val="19"/>
+              </w:rPr>
+            </w:r>
+            <w:r>
+              <w:rPr>
+                <w:sz w:val="19"/>
+              </w:rPr>
+              <w:t>Reporting structures</w:t>
+            </w:r>
+          </w:p>
+        </w:tc>
+        <w:tc>
+          <w:tcPr>
+            <w:tcW w:type="dxa" w:w="4706"/>
+          </w:tcPr>
+          <w:p>
+            <w:pPr>
+              <w:spacing w:after="40"/>
+            </w:pPr>
+            <w:r>
+              <w:rPr>
+                <w:sz w:val="19"/>
+              </w:rPr>
+            </w:r>
+            <w:r>
+              <w:rPr>
+                <w:sz w:val="19"/>
+              </w:rPr>
+              <w:t>Rapports trimestriels attendus, reçus et en retard, par structure.</w:t>
+            </w:r>
+          </w:p>
+        </w:tc>
+      </w:tr>
+      <w:tr>
+        <w:tc>
+          <w:tcPr>
+            <w:tcW w:type="dxa" w:w="4706"/>
+          </w:tcPr>
+          <w:p>
+            <w:pPr>
+              <w:spacing w:after="40"/>
+            </w:pPr>
+            <w:r>
+              <w:rPr>
+                <w:sz w:val="19"/>
+              </w:rPr>
+            </w:r>
+            <w:r>
+              <w:rPr>
+                <w:sz w:val="19"/>
+              </w:rPr>
+              <w:t>Points d'attention</w:t>
+            </w:r>
+          </w:p>
+        </w:tc>
+        <w:tc>
+          <w:tcPr>
+            <w:tcW w:type="dxa" w:w="4706"/>
+          </w:tcPr>
+          <w:p>
+            <w:pPr>
+              <w:spacing w:after="40"/>
+            </w:pPr>
+            <w:r>
+              <w:rPr>
+                <w:sz w:val="19"/>
+              </w:rPr>
+            </w:r>
+            <w:r>
+              <w:rPr>
+                <w:sz w:val="19"/>
+              </w:rPr>
+              <w:t>Activités en retard ou à risque élevé.</w:t>
+            </w:r>
+          </w:p>
+        </w:tc>
+      </w:tr>
+    </w:tbl>
+    <w:p/>
+    <w:p>
+      <w:r>
+        <w:t>Pour que la feuille « Cadre de résultats » serve la revue, renseignez l'</w:t>
+      </w:r>
+      <w:r>
+        <w:rPr>
+          <w:b/>
+        </w:rPr>
+        <w:t>objectif intermédiaire</w:t>
+      </w:r>
+      <w:r>
+        <w:t xml:space="preserve"> (valeur et échéance) de chaque indicateur, dans Administration &gt; Indicateurs. Le classeur ne couvre que ce que SISEP suit : la passation de marchés, les sauvegardes environnementales et sociales, les décaissements et les catégories de dépenses du bailleur restent à compléter depuis les outils de l'UGP.</w:t>
+      </w:r>
+    </w:p>
+    <w:p>
+      <w:pPr>
         <w:pStyle w:val="Heading1"/>
       </w:pPr>
       <w:r>
@@ -2419,6 +2911,183 @@
       </w:r>
     </w:p>
     <w:p>
+      <w:pPr>
+        <w:pStyle w:val="Heading2"/>
+      </w:pPr>
+      <w:r>
+        <w:t>5.1 Importer des engagements et des dépenses</w:t>
+      </w:r>
+    </w:p>
+    <w:p>
+      <w:r>
+        <w:t xml:space="preserve">Les boutons </w:t>
+      </w:r>
+      <w:r>
+        <w:rPr>
+          <w:b/>
+        </w:rPr>
+        <w:t>Importer des engagements</w:t>
+      </w:r>
+      <w:r>
+        <w:t xml:space="preserve"> et </w:t>
+      </w:r>
+      <w:r>
+        <w:rPr>
+          <w:b/>
+        </w:rPr>
+        <w:t>Importer des dépenses</w:t>
+      </w:r>
+      <w:r>
+        <w:t xml:space="preserve"> (gestionnaire budgétaire, responsable suivi-évaluation) chargent des écritures depuis Excel — un extrait de la comptabilité, par exemple. La démarche est celle de la partie 12.2 ; ce qui est propre au budget :</w:t>
+      </w:r>
+    </w:p>
+    <w:p>
+      <w:pPr>
+        <w:pStyle w:val="ListBullet"/>
+      </w:pPr>
+      <w:r>
+        <w:rPr>
+          <w:b/>
+        </w:rPr>
+        <w:t>Engagements</w:t>
+      </w:r>
+      <w:r>
+        <w:t xml:space="preserve"> : pour chacun, la </w:t>
+      </w:r>
+      <w:r>
+        <w:rPr>
+          <w:b/>
+        </w:rPr>
+        <w:t>ligne budgétaire</w:t>
+      </w:r>
+      <w:r>
+        <w:t xml:space="preserve"> (choisie dans la liste du modèle : code de l'activité, puis libellé de la ligne), une </w:t>
+      </w:r>
+      <w:r>
+        <w:rPr>
+          <w:b/>
+        </w:rPr>
+        <w:t>référence</w:t>
+      </w:r>
+      <w:r>
+        <w:t xml:space="preserve"> unique dans l'exercice (n° d'engagement, de bon de commande ou de marché), la nature, le montant en FCFA, la date d'engagement et, si besoin, l'exercice et des observations.</w:t>
+      </w:r>
+    </w:p>
+    <w:p>
+      <w:pPr>
+        <w:pStyle w:val="ListBullet"/>
+      </w:pPr>
+      <w:r>
+        <w:rPr>
+          <w:b/>
+        </w:rPr>
+        <w:t>Dépenses</w:t>
+      </w:r>
+      <w:r>
+        <w:t xml:space="preserve"> : pour chacune, la </w:t>
+      </w:r>
+      <w:r>
+        <w:rPr>
+          <w:b/>
+        </w:rPr>
+        <w:t>référence de l'engagement</w:t>
+      </w:r>
+      <w:r>
+        <w:t xml:space="preserve"> payé, le montant, la date de paiement et, de préférence, la référence du paiement (n° d'ordre de paiement ou de virement), qui évite les doublons. Importez donc les engagements </w:t>
+      </w:r>
+      <w:r>
+        <w:rPr>
+          <w:b/>
+        </w:rPr>
+        <w:t>avant</w:t>
+      </w:r>
+      <w:r>
+        <w:t xml:space="preserve"> les dépenses.</w:t>
+      </w:r>
+    </w:p>
+    <w:p>
+      <w:pPr>
+        <w:pStyle w:val="ListBullet"/>
+      </w:pPr>
+      <w:r>
+        <w:t xml:space="preserve">Les écritures arrivent </w:t>
+      </w:r>
+      <w:r>
+        <w:rPr>
+          <w:b/>
+        </w:rPr>
+        <w:t>en brouillon</w:t>
+      </w:r>
+      <w:r>
+        <w:t xml:space="preserve">, au nom de la personne qui importe. Elles doivent ensuite être validées, </w:t>
+      </w:r>
+      <w:r>
+        <w:rPr>
+          <w:b/>
+        </w:rPr>
+        <w:t>par une autre personne</w:t>
+      </w:r>
+      <w:r>
+        <w:t>.</w:t>
+      </w:r>
+    </w:p>
+    <w:p>
+      <w:pPr>
+        <w:pStyle w:val="ListBullet"/>
+      </w:pPr>
+      <w:r>
+        <w:t>L'aperçu signale déjà ce que la validation refusera : une ligne sans dotation sur l'exercice (ligne refusée), un total engagé au-delà de la dotation ou un total payé au-delà de l'engagé (ligne acceptée, avec un avertissement).</w:t>
+      </w:r>
+    </w:p>
+    <w:p>
+      <w:pPr>
+        <w:pStyle w:val="ListBullet"/>
+      </w:pPr>
+      <w:r>
+        <w:t>Une écriture déjà présente (même référence) n'est pas réimportée : elle se corrige ou s'annule dans SISEP.</w:t>
+      </w:r>
+    </w:p>
+    <w:p>
+      <w:pPr>
+        <w:pStyle w:val="Heading2"/>
+      </w:pPr>
+      <w:r>
+        <w:t>5.2 Écritures à valider</w:t>
+      </w:r>
+    </w:p>
+    <w:p>
+      <w:r>
+        <w:t xml:space="preserve">La rubrique </w:t>
+      </w:r>
+      <w:r>
+        <w:rPr>
+          <w:b/>
+        </w:rPr>
+        <w:t>Écritures à valider</w:t>
+      </w:r>
+      <w:r>
+        <w:t xml:space="preserve">, en haut de la page Budget, liste les engagements et les dépenses en brouillon, saisis ou importés. Cochez celles à valider (ou </w:t>
+      </w:r>
+      <w:r>
+        <w:rPr>
+          <w:b/>
+        </w:rPr>
+        <w:t>Tout sélectionner</w:t>
+      </w:r>
+      <w:r>
+        <w:t xml:space="preserve">), puis </w:t>
+      </w:r>
+      <w:r>
+        <w:rPr>
+          <w:b/>
+        </w:rPr>
+        <w:t>Valider la sélection</w:t>
+      </w:r>
+      <w:r>
+        <w:t>. Chacune passe les contrôles habituels : plafond de la dotation ou de l'engagement, exercice ouvert, engagement validé avant ses dépenses. Celles qui sont refusées le sont avec leur motif, les autres sont validées. Vos propres saisies apparaissent grisées : une autre personne les valide.</w:t>
+      </w:r>
+    </w:p>
+    <w:p>
       <w:r>
         <w:t xml:space="preserve">Pour les profils qui consultent le journal, le </w:t>
       </w:r>
@@ -3519,7 +4188,7 @@
     </w:p>
     <w:p>
       <w:r>
-        <w:t xml:space="preserve">Trois listes se chargent depuis un fichier : le </w:t>
+        <w:t xml:space="preserve">Cinq listes se chargent depuis un fichier : le </w:t>
       </w:r>
       <w:r>
         <w:rPr>
@@ -3537,7 +4206,7 @@
         <w:t>effectifs d'enquêteurs</w:t>
       </w:r>
       <w:r>
-        <w:t xml:space="preserve"> et les </w:t>
+        <w:t xml:space="preserve">, les </w:t>
       </w:r>
       <w:r>
         <w:rPr>
@@ -3546,7 +4215,25 @@
         <w:t>points focaux</w:t>
       </w:r>
       <w:r>
-        <w:t>.</w:t>
+        <w:t xml:space="preserve">, les </w:t>
+      </w:r>
+      <w:r>
+        <w:rPr>
+          <w:b/>
+        </w:rPr>
+        <w:t>engagements</w:t>
+      </w:r>
+      <w:r>
+        <w:t xml:space="preserve"> et les </w:t>
+      </w:r>
+      <w:r>
+        <w:rPr>
+          <w:b/>
+        </w:rPr>
+        <w:t>dépenses</w:t>
+      </w:r>
+      <w:r>
+        <w:t xml:space="preserve"> (partie 5.1).</w:t>
       </w:r>
     </w:p>
     <w:p>
@@ -3573,7 +4260,7 @@
         <w:t>Importer (Excel)</w:t>
       </w:r>
       <w:r>
-        <w:t xml:space="preserve"> (Ressources humaines) ou </w:t>
+        <w:t xml:space="preserve"> (Ressources humaines), </w:t>
       </w:r>
       <w:r>
         <w:rPr>
@@ -3582,7 +4269,16 @@
         <w:t>Importer des points focaux</w:t>
       </w:r>
       <w:r>
-        <w:t xml:space="preserve"> (Parties prenantes), puis sur </w:t>
+        <w:t xml:space="preserve"> (Parties prenantes) ou </w:t>
+      </w:r>
+      <w:r>
+        <w:rPr>
+          <w:b/>
+        </w:rPr>
+        <w:t>Importer des engagements / des dépenses</w:t>
+      </w:r>
+      <w:r>
+        <w:t xml:space="preserve"> (Budget), puis sur </w:t>
       </w:r>
       <w:r>
         <w:rPr>
@@ -3672,7 +4368,7 @@
         <w:t>Mettre à jour les enregistrements déjà présents</w:t>
       </w:r>
       <w:r>
-        <w:t xml:space="preserve"> si les fiches existantes doivent prendre les valeurs du fichier ; sinon elles sont laissées telles quelles. Puis </w:t>
+        <w:t xml:space="preserve"> si les fiches existantes doivent prendre les valeurs du fichier ; sinon elles sont laissées telles quelles (cette option n'existe pas pour les engagements et les dépenses). Puis </w:t>
       </w:r>
       <w:r>
         <w:rPr>

--- a/docs/guide-utilisateur.docx
+++ b/docs/guide-utilisateur.docx
@@ -32,7 +32,7 @@
         <w:rPr>
           <w:color w:val="5B6472"/>
         </w:rPr>
-        <w:t>Version d'octobre 2026, à jour de la présentation au PHASAOC du 22 octobre 2026.</w:t>
+        <w:t>Version d'octobre 2026, à jour au 28 octobre 2026.</w:t>
       </w:r>
     </w:p>
     <w:p>
@@ -260,6 +260,84 @@
       </w:r>
       <w:r>
         <w:t xml:space="preserve"> : le Responsable suivi-évaluation valide les valeurs saisies par les sectoriels (jamais sa propre saisie).</w:t>
+      </w:r>
+    </w:p>
+    <w:p>
+      <w:pPr>
+        <w:pStyle w:val="ListBullet"/>
+      </w:pPr>
+      <w:r>
+        <w:rPr>
+          <w:b/>
+        </w:rPr>
+        <w:t>Budget</w:t>
+      </w:r>
+      <w:r>
+        <w:t xml:space="preserve"> : les engagements et les dépenses saisis par le Responsable suivi-évaluation sont </w:t>
+      </w:r>
+      <w:r>
+        <w:rPr>
+          <w:b/>
+        </w:rPr>
+        <w:t>validés dès l'enregistrement</w:t>
+      </w:r>
+      <w:r>
+        <w:t>, sans passer par le Coordonnateur ; le plafond reste contrôlé.</w:t>
+      </w:r>
+    </w:p>
+    <w:p>
+      <w:pPr>
+        <w:pStyle w:val="ListBullet"/>
+      </w:pPr>
+      <w:r>
+        <w:rPr>
+          <w:b/>
+        </w:rPr>
+        <w:t>Graphiques</w:t>
+      </w:r>
+      <w:r>
+        <w:t xml:space="preserve"> : chaque graphique s'exporte en image (bouton </w:t>
+      </w:r>
+      <w:r>
+        <w:rPr>
+          <w:b/>
+        </w:rPr>
+        <w:t>Image</w:t>
+      </w:r>
+      <w:r>
+        <w:t>) pour les rapports — profils Administrateur, Coordonnateur et Responsable suivi-évaluation.</w:t>
+      </w:r>
+    </w:p>
+    <w:p>
+      <w:pPr>
+        <w:pStyle w:val="ListBullet"/>
+      </w:pPr>
+      <w:r>
+        <w:rPr>
+          <w:b/>
+        </w:rPr>
+        <w:t>Mes rapports</w:t>
+      </w:r>
+      <w:r>
+        <w:t xml:space="preserve"> : le rapport choisi s'affiche en </w:t>
+      </w:r>
+      <w:r>
+        <w:rPr>
+          <w:b/>
+        </w:rPr>
+        <w:t>aperçu</w:t>
+      </w:r>
+      <w:r>
+        <w:t xml:space="preserve"> avant d'être transmis, et un rapport transmis se rouvre par </w:t>
+      </w:r>
+      <w:r>
+        <w:rPr>
+          <w:b/>
+        </w:rPr>
+        <w:t>Voir</w:t>
+      </w:r>
+      <w:r>
+        <w:t>.</w:t>
       </w:r>
     </w:p>
     <w:p>
@@ -655,7 +733,7 @@
               <w:rPr>
                 <w:sz w:val="19"/>
               </w:rPr>
-              <w:t>Tout. Rôle d'administration de la plateforme, à ne pas confier à une personne qui traite elle-même les écritures budgétaires.</w:t>
+              <w:t>Tout, sauf la validation de ses propres écritures. Rôle d'administration de la plateforme, à ne pas confier à une personne qui traite elle-même les écritures budgétaires.</w:t>
             </w:r>
           </w:p>
         </w:tc>
@@ -712,7 +790,7 @@
               <w:rPr>
                 <w:sz w:val="19"/>
               </w:rPr>
-              <w:t xml:space="preserve"> les engagements, les dépenses et les valeurs d'indicateurs (sans les saisir), gérer les structures, les points focaux, les comptes, les rôles et les paramètres, consulter le journal, exporter, suivre les projets, les ressources humaines et les documents.</w:t>
+              <w:t xml:space="preserve"> les engagements, les dépenses et les valeurs d'indicateurs (sans les saisir), gérer les structures, les points focaux, les comptes, les rôles et les paramètres, consulter le journal, exporter (y compris les graphiques en image), suivre les projets, les ressources humaines et les documents.</w:t>
             </w:r>
           </w:p>
         </w:tc>
@@ -756,7 +834,20 @@
               <w:rPr>
                 <w:sz w:val="19"/>
               </w:rPr>
-              <w:t xml:space="preserve">Créer et modifier les activités, valider leur clôture, </w:t>
+              <w:t xml:space="preserve">Créer et modifier les activités, valider leur clôture, notifier les dotations, saisir les engagements et les dépenses — </w:t>
+            </w:r>
+            <w:r>
+              <w:rPr>
+                <w:b/>
+                <w:sz w:val="19"/>
+              </w:rPr>
+              <w:t>validés dès l'enregistrement</w:t>
+            </w:r>
+            <w:r>
+              <w:rPr>
+                <w:sz w:val="19"/>
+              </w:rPr>
+              <w:t xml:space="preserve"> — et valider ceux des autres, définir les indicateurs, </w:t>
             </w:r>
             <w:r>
               <w:rPr>
@@ -769,20 +860,7 @@
               <w:rPr>
                 <w:sz w:val="19"/>
               </w:rPr>
-              <w:t xml:space="preserve"> les dotations, engagements et dépenses, définir les indicateurs, </w:t>
-            </w:r>
-            <w:r>
-              <w:rPr>
-                <w:b/>
-                <w:sz w:val="19"/>
-              </w:rPr>
-              <w:t>saisir et valider</w:t>
-            </w:r>
-            <w:r>
-              <w:rPr>
-                <w:sz w:val="19"/>
-              </w:rPr>
-              <w:t xml:space="preserve"> leurs valeurs, inviter un sectoriel, consulter le journal, exporter, suivre les projets, les ressources humaines et les documents.</w:t>
+              <w:t xml:space="preserve"> leurs valeurs, inviter un sectoriel, consulter le journal, exporter (y compris les graphiques en image), suivre les projets, les ressources humaines et les documents.</w:t>
             </w:r>
           </w:p>
         </w:tc>
@@ -955,7 +1033,7 @@
         <w:t>Séparation de la saisie et de la validation.</w:t>
       </w:r>
       <w:r>
-        <w:t xml:space="preserve"> Une écriture budgétaire (engagement, dépense) ou une valeur d'indicateur est saisie par une personne et validée par une autre. Les profils Administrateur et Responsable suivi-évaluation peuvent faire les deux, mais </w:t>
+        <w:t xml:space="preserve"> Une écriture budgétaire (engagement, dépense) ou une valeur d'indicateur est saisie par une personne et validée par une autre : le Gestionnaire budgétaire saisit sans valider, le Coordonnateur valide sans saisir. Les profils Administrateur et Responsable suivi-évaluation peuvent faire les deux, mais </w:t>
       </w:r>
       <w:r>
         <w:rPr>
@@ -964,7 +1042,23 @@
         <w:t>jamais sur la même écriture</w:t>
       </w:r>
       <w:r>
-        <w:t xml:space="preserve"> : l'application refuse que la personne qui a saisi un engagement, une dépense ou une valeur la valide elle-même. Toute écriture est enregistrée dans le journal, avec son état avant et après.</w:t>
+        <w:t xml:space="preserve"> : l'application refuse que la personne qui a saisi un engagement, une dépense ou une valeur la valide elle-même.</w:t>
+      </w:r>
+    </w:p>
+    <w:p>
+      <w:r>
+        <w:rPr>
+          <w:b/>
+        </w:rPr>
+        <w:t>Exception, décidée le 28 octobre 2026</w:t>
+      </w:r>
+      <w:r>
+        <w:t xml:space="preserve"> : les engagements et les dépenses saisis par le Responsable suivi-évaluation n'attendent aucune validation. Ils sont validés dès l'enregistrement, après les mêmes contrôles (plafond de la dotation ou de l'engagement, exercice ouvert). Un engagement ou une dépense validé ne s'annule plus : relisez le montant avant d'enregistrer. Ses valeurs d'indicateurs, elles, restent validées par une autre personne, et l'Administrateur ne bénéficie pas de l'exception.</w:t>
+      </w:r>
+    </w:p>
+    <w:p>
+      <w:r>
+        <w:t>Toute écriture est enregistrée dans le journal, avec son état avant et après ; le fil des écritures budgétaires se consulte depuis la page Budget.</w:t>
       </w:r>
     </w:p>
     <w:p>
@@ -1288,7 +1382,16 @@
         <w:t>Exporter</w:t>
       </w:r>
       <w:r>
-        <w:t xml:space="preserve"> produit la synthèse au format Excel.</w:t>
+        <w:t xml:space="preserve"> produit la synthèse au format Excel, et le bouton </w:t>
+      </w:r>
+      <w:r>
+        <w:rPr>
+          <w:b/>
+        </w:rPr>
+        <w:t>Image</w:t>
+      </w:r>
+      <w:r>
+        <w:t xml:space="preserve"> de chaque graphique le télécharge en image (partie 12.1).</w:t>
       </w:r>
     </w:p>
     <w:p>
@@ -2725,7 +2828,7 @@
         <w:t>Annuler</w:t>
       </w:r>
       <w:r>
-        <w:t xml:space="preserve"> l'engagement, tant qu'il est en brouillon. Un engagement validé ne s'annule plus et ne se supprime jamais.</w:t>
+        <w:t xml:space="preserve"> l'engagement, tant qu'il est en brouillon. Un engagement validé ne s'annule plus et ne se supprime jamais. Un engagement saisi par le Responsable suivi-évaluation est validé dès l'enregistrement : la fenêtre de saisie le signale.</w:t>
       </w:r>
     </w:p>
     <w:p>
@@ -2781,7 +2884,7 @@
         <w:pStyle w:val="ListBullet"/>
       </w:pPr>
       <w:r>
-        <w:t>la personne qui a saisi une écriture ne peut pas la valider ;</w:t>
+        <w:t>la personne qui a saisi une écriture ne peut pas la valider (sauf le Responsable suivi-évaluation, dont les écritures sont validées dès la saisie, après ces mêmes contrôles) ;</w:t>
       </w:r>
     </w:p>
     <w:p>
@@ -3019,7 +3122,16 @@
         <w:t>en brouillon</w:t>
       </w:r>
       <w:r>
-        <w:t xml:space="preserve">, au nom de la personne qui importe. Elles doivent ensuite être validées, </w:t>
+        <w:t xml:space="preserve">, au nom de la personne qui importe — y compris pour le Responsable suivi-évaluation : un import se relit avant d'être validé. Elles se valident ensuite dans </w:t>
+      </w:r>
+      <w:r>
+        <w:rPr>
+          <w:b/>
+        </w:rPr>
+        <w:t>Écritures à valider</w:t>
+      </w:r>
+      <w:r>
+        <w:t xml:space="preserve"> (partie 5.2), </w:t>
       </w:r>
       <w:r>
         <w:rPr>
@@ -3028,7 +3140,7 @@
         <w:t>par une autre personne</w:t>
       </w:r>
       <w:r>
-        <w:t>.</w:t>
+        <w:t>, sauf pour le Responsable suivi-évaluation, qui valide lui-même ce qu'il a importé.</w:t>
       </w:r>
     </w:p>
     <w:p>
@@ -3084,7 +3196,7 @@
         <w:t>Valider la sélection</w:t>
       </w:r>
       <w:r>
-        <w:t>. Chacune passe les contrôles habituels : plafond de la dotation ou de l'engagement, exercice ouvert, engagement validé avant ses dépenses. Celles qui sont refusées le sont avec leur motif, les autres sont validées. Vos propres saisies apparaissent grisées : une autre personne les valide.</w:t>
+        <w:t>. Chacune passe les contrôles habituels : plafond de la dotation ou de l'engagement, exercice ouvert, engagement validé avant ses dépenses. Celles qui sont refusées le sont avec leur motif, les autres sont validées. Vos propres saisies apparaissent grisées : une autre personne les valide. Le Responsable suivi-évaluation, lui, peut cocher les siennes (ses imports, en pratique : ses saisies sont déjà validées).</w:t>
       </w:r>
     </w:p>
     <w:p>
@@ -4010,7 +4122,43 @@
         <w:t>Transmettre</w:t>
       </w:r>
       <w:r>
-        <w:t xml:space="preserve"> et choisit le fichier (10 Mo au plus).</w:t>
+        <w:t xml:space="preserve"> et choisit le fichier (10 Mo au plus). Le fichier s'affiche alors en </w:t>
+      </w:r>
+      <w:r>
+        <w:rPr>
+          <w:b/>
+        </w:rPr>
+        <w:t>aperçu</w:t>
+      </w:r>
+      <w:r>
+        <w:t xml:space="preserve"> (un PDF ou une image ; pour un autre format, un lien l'ouvre dans son logiciel) : rien n'est envoyé tant qu'il n'a pas cliqué sur </w:t>
+      </w:r>
+      <w:r>
+        <w:rPr>
+          <w:b/>
+        </w:rPr>
+        <w:t>Transmettre ce rapport</w:t>
+      </w:r>
+      <w:r>
+        <w:t xml:space="preserve">, et </w:t>
+      </w:r>
+      <w:r>
+        <w:rPr>
+          <w:b/>
+        </w:rPr>
+        <w:t>Changer de fichier</w:t>
+      </w:r>
+      <w:r>
+        <w:t xml:space="preserve"> permet d'en choisir un autre. Un rapport transmis se rouvre par le lien </w:t>
+      </w:r>
+      <w:r>
+        <w:rPr>
+          <w:b/>
+        </w:rPr>
+        <w:t>Voir</w:t>
+      </w:r>
+      <w:r>
+        <w:t>.</w:t>
       </w:r>
     </w:p>
     <w:p>
@@ -4024,7 +4172,16 @@
         <w:t>L'équipe du projet</w:t>
       </w:r>
       <w:r>
-        <w:t xml:space="preserve"> retrouve les rapports reçus sur la fiche de chaque structure ; le Coordonnateur peut aussi y transmettre un rapport à la place de la structure.</w:t>
+        <w:t xml:space="preserve"> retrouve les rapports reçus sur la fiche de chaque structure, et les ouvre par </w:t>
+      </w:r>
+      <w:r>
+        <w:rPr>
+          <w:b/>
+        </w:rPr>
+        <w:t>Voir</w:t>
+      </w:r>
+      <w:r>
+        <w:t xml:space="preserve"> ; le Coordonnateur peut aussi y transmettre un rapport à la place de la structure.</w:t>
       </w:r>
     </w:p>
     <w:p>
@@ -4176,6 +4333,26 @@
       </w:r>
       <w:r>
         <w:t xml:space="preserve"> de chaque écran produit un fichier Excel du contenu affiché, avec les filtres en cours. Il est proposé aux profils Administrateur, Coordonnateur, Responsable suivi-évaluation et Gestionnaire budgétaire. Certains exports sont réservés : la liste du personnel, les comptes, les rôles et le journal ne s'exportent qu'avec les droits correspondants.</w:t>
+      </w:r>
+    </w:p>
+    <w:p>
+      <w:r>
+        <w:rPr>
+          <w:b/>
+        </w:rPr>
+        <w:t>Graphiques en image.</w:t>
+      </w:r>
+      <w:r>
+        <w:t xml:space="preserve"> Chaque graphique de la plateforme (tableau de bord, budget, composantes, indicateurs, projets, onglet « Tableau de bord » des ressources humaines) porte un bouton </w:t>
+      </w:r>
+      <w:r>
+        <w:rPr>
+          <w:b/>
+        </w:rPr>
+        <w:t>Image</w:t>
+      </w:r>
+      <w:r>
+        <w:t>, en haut à droite, pour les profils Administrateur, Coordonnateur et Responsable suivi-évaluation. Il télécharge le graphique tel qu'il est affiché, filtres compris, au format PNG, avec son titre, la mention « Source : SISEP — Projet PHASAOC, ANSD » et la date d'extraction : prêt à insérer dans un rapport ou une présentation.</w:t>
       </w:r>
     </w:p>
     <w:p>
@@ -5273,6 +5450,17 @@
         <w:rPr>
           <w:b/>
         </w:rPr>
+        <w:t>Mon engagement est validé sans être passé par « Écritures à valider ».</w:t>
+      </w:r>
+      <w:r>
+        <w:t xml:space="preserve"> Vous avez le profil Responsable suivi-évaluation : vos engagements et vos dépenses sont validés dès l'enregistrement (partie 1.4). Ils ne s'annulent plus ensuite : relisez le montant avant d'enregistrer.</w:t>
+      </w:r>
+    </w:p>
+    <w:p>
+      <w:r>
+        <w:rPr>
+          <w:b/>
+        </w:rPr>
         <w:t>Mon engagement est refusé pour dépassement.</w:t>
       </w:r>
       <w:r>
